--- a/example_articles/countries/Turkey/3.countries_Turkey_New_York_Times.docx
+++ b/example_articles/countries/Turkey/3.countries_Turkey_New_York_Times.docx
@@ -27,17 +27,17 @@
     </w:p>
     <w:p>
       <w:r>
-        <w:t>Source File: NYT/17.DOCX</w:t>
+        <w:t>Source file: NYT/17.DOCX</w:t>
       </w:r>
     </w:p>
     <w:p>
       <w:r>
-        <w:t>Raw locations result: ['Turkey']</w:t>
+        <w:t>Raw locations result, 'locations': ['Turkey']</w:t>
       </w:r>
     </w:p>
     <w:p>
       <w:r>
-        <w:t>countries_stand_flat (Standardized): Turkey</w:t>
+        <w:t>Standardized locations result, 'countries_stand_flat': Turkey</w:t>
       </w:r>
     </w:p>
     <w:p>

--- a/example_articles/countries/Turkey/3.countries_Turkey_New_York_Times.docx
+++ b/example_articles/countries/Turkey/3.countries_Turkey_New_York_Times.docx
@@ -7,7 +7,7 @@
         <w:pStyle w:val="Heading1"/>
       </w:pPr>
       <w:r>
-        <w:t>Trump on Workers' Side? 'Come On,' Obama Says</w:t>
+        <w:t>By the Book: Orhan Pamuk</w:t>
       </w:r>
     </w:p>
     <w:p>
@@ -17,17 +17,17 @@
     </w:p>
     <w:p>
       <w:r>
-        <w:t>Date: 2016-10-15</w:t>
+        <w:t>Date: 2012-11-11</w:t>
       </w:r>
     </w:p>
     <w:p>
       <w:r>
-        <w:t>Section: Section A; Column 0; National Desk; Pg. 12</w:t>
+        <w:t>Section: Section BR; Column 0; Book Review Desk; Pg. 9</w:t>
       </w:r>
     </w:p>
     <w:p>
       <w:r>
-        <w:t>Source file: NYT/17.DOCX</w:t>
+        <w:t>Source file: NYT/44.DOCX</w:t>
       </w:r>
     </w:p>
     <w:p>
@@ -49,58 +49,96 @@
     </w:p>
     <w:p>
       <w:r>
-        <w:t>CLEVELAND -- President Obama on Friday implored voters here to ''reject a dark and pessimistic vision'' offered by Donald J. Trump and urged a robust turnout on behalf of Hillary Clinton in a state where the presidential candidates are locked in a razor-thin contest.</w:t>
+        <w:t>The author of ''The Innocence of Objects'' and ''Silent House'' believes all American presidents should read ''Zen and the Art of Motorcycle Maintenance.''</w:t>
         <w:br/>
-        <w:t xml:space="preserve">Following by a day Michelle Obama's deeply personal denunciation of Mr. Trump, the president also assailed the Republican nominee as a morally compromised and intellectually inferior person who fakes his concern for the working class in America. </w:t>
+        <w:t>What book is on your night stand now?</w:t>
         <w:br/>
-        <w:t xml:space="preserve">  ''The guy spent 70 years on this earth showing no regard for working people,'' Mr. Obama said, describing Mr. Trump as a wealthy opportunist who is pretending to be something he has never been. ''And then suddenly, he's going to be the champion of working people? Come on. Come on, man.''</w:t>
+        <w:t>Ferdowsi's ''Shahnameh'' -- subtitled ''The Persian Book of Kings,'' a great translation and compilation by Dick Davis -- is a Penguin Classics edition. Like Rumi's ''Masnavi,'' or ''Arabian Nights,'' ''Shahnameh'' is a great ocean of stories that I browse from time to time in various Turkish and English translations to be inspired by or to adapt an ancient story as I did in ''My Name Is Red'' and ''The Black Book.'' At the heart of this epic lies the great warrior Sohrab's search for his father, Rostam, who without knowing that Sohrab is his son, kills him in a fight.</w:t>
         <w:br/>
-        <w:t xml:space="preserve">  Mr. Obama cited a litany of statements from Mr. Trump as evidence that the Republican nominee is unfit to be president, and said people do not have to be ''a husband or a father'' to know that Mr. Trump's comments about women were unacceptable.</w:t>
+        <w:t>The place of this great tragic story in the Persian-Ottoman-Mughal literary canon is very similar to the place of the legend of Oedipus in the Western canon, but the story still awaits its inventive Freud to address the similarities and radical differences. Comparative literature can teach us more about East-West than the rhetoric of the ''clash of civilizations.''</w:t>
         <w:br/>
-        <w:t xml:space="preserve">  ''You just have to be a decent human being,'' Mr. Obama told a crowd of Democrats at a rally on the banks of Lake Erie, with Cleveland skyscrapers as a backdrop.</w:t>
+        <w:t>What's the last truly great book you read?</w:t>
         <w:br/>
-        <w:t xml:space="preserve">  The president's searing critique of Mr. Trump is an indication of the Clinton campaign's hope that it can emerge victorious in Ohio despite recent polling that suggests a very close race in the Buckeye State.</w:t>
+        <w:t>The truly great books are always novels: ''Anna Karenina,''  ''The Brothers Karamazov,''  ''The Magic Mountain.''. . . Just as with ''Shahnameh,'' I browse these books from time to time to remember how a great book works on us, or to teach my students at Columbia University.</w:t>
         <w:br/>
-        <w:t xml:space="preserve">  Just weeks ago, Ohio -- with its many economically struggling communities of mostly white, working-class voters -- seemed to be trending toward Mr. Trump, with several polls indicating a small lead for the Republican nominee. Mrs. Clinton went several weeks this fall without visiting the state.</w:t>
+        <w:t>And what's the worst book you've ever read?</w:t>
         <w:br/>
-        <w:t xml:space="preserve">  But the avalanche of news since the publication of a lewd recording in which Mr. Trump demeans women appears to have benefited Mrs. Clinton's chances here. An NBC News/Wall Street Journal/Marist poll released Friday showed the race in Ohio between Mr. Trump and Mrs. Clinton essentially tied among likely voters, with Gary Johnson, the libertarian candidate, getting almost 10 percent of the vote.</w:t>
+        <w:t>The worst books are also bad novels. Just as good books give me the joys of being alive, bad novels depress me and as I notice this sentiment coming from the pages, I stop. I also do not hesitate to walk out of a movie house if the film is bad. Life is short, and we should respect every moment of it.</w:t>
         <w:br/>
-        <w:t xml:space="preserve">  For Mrs. Clinton to win Ohio's 18 electoral votes, she will need overwhelming support in African-American centers like Cleveland, where slightly more than half of the residents are black. Early voting began this week, and Mr. Obama on Friday repeatedly urged the crowd and those watching on television to take nothing for granted.</w:t>
+        <w:t>Any guilty reading pleasures -- book, periodical, online?</w:t>
         <w:br/>
-        <w:t xml:space="preserve">  ''Ohio is always close,'' Mr. Obama told the crowd. ''You can go vote early right now. Early voting started on Wednesday. This is an opportunity for you to exercise your right to vote, your civic responsibility.''</w:t>
+        <w:t>For a long time I naïvely believed that thrillers and detective novels were a waste of time. And I thought that was why I felt guilty enjoying the novels of Patricia Highsmith. Later I realized that the guilt comes not from reading thrillers but from her ingenious method of making the reader identify with the murderer. She is a great Dostoyevskian crime writer. I also wish I had read more of John Le Carré. I feel guilty if I read too much book-chat on the Internet.</w:t>
         <w:br/>
-        <w:t xml:space="preserve">  The president's stump speech has evolved over the last several weeks, with Mr. Obama testifying to Mrs. Clinton's qualifications, but also lashing out at Mr. Trump in increasingly blunt terms.</w:t>
+        <w:t>The last book that made you laugh?</w:t>
         <w:br/>
-        <w:t xml:space="preserve">  As Mrs. Obama was in her assault on Mr. Trump in New Hampshire on Thursday, the president has become unleashed in his criticism of the Republican nominee. In a speech Thursday night to Democrats in Columbus, Ohio, Mr. Obama assailed what he called ''the swamp of crazy'' that Republicans have allowed to fester in recent years.</w:t>
+        <w:t>Oscar Wilde always makes me smile -- with respect and admiration. His short stories prove that it is possible to be both sarcastic, even cynical, but deeply compassionate. Just seeing the cover of one of Wilde's books in a bookshop makes me smile. Julian Barnes has some of his cruel and humane humor. I liked Barnes's ''The Sense of an Ending'' very much.</w:t>
         <w:br/>
-        <w:t xml:space="preserve">  He said Mr. Trump was merely the outgrowth of a political worldview that Republicans have increasingly embraced in Washington and around the country.</w:t>
+        <w:t>The last book that made you furious?</w:t>
         <w:br/>
-        <w:t xml:space="preserve">  ''You claim the mantle of the party of family values, and this is the guy you nominate?'' Mr. Obama told the crowd in Columbus. ''You're the party that is tough on foreign policy and opposes Russia, and then you nominate this guy, whose role model is Vladimir Putin, the former head of the K.G.B.? I'm sorry, what happened?''</w:t>
+        <w:t>Adam Hochschild's ''King Leopold's Ghost'' is about the atrocities committed by the army and people of King Leopold II of Belgium, between 1885 and 1908, with the pretext of ''fighting against slavery'' but actually simply to make money in the Congo. Leopold's men killed more or less 10 million people in Africa. We all know too well that the rhetoric of ''civilization, modernization'' is a good excuse to kill, but this great book was too infuriating for anyone -- especially someone like me who believes in the idea of Europe too much.</w:t>
         <w:br/>
-        <w:t xml:space="preserve">  Mr. Obama repeated that criticism of Republicans on Friday morning, blaming the party's elected officials for failing to stand up to Mr. Trump's brand of politics until polls showed that it might damage their own fortunes.</w:t>
+        <w:t>If you could recommend one book to the American president, what would it be? To the prime minister of Turkey?</w:t>
         <w:br/>
-        <w:t xml:space="preserve">  ''Republicans who knew better stood by silently and even during the course of this campaign didn't say anything,'' Mr. Obama said. He acknowledged that a number of Republicans have denounced Mr. Trump in the wake of the lewd recording, but added, ''What, you weren't appalled earlier when he was saying degrading things about women?''</w:t>
+        <w:t>Many years before he was elected president, I knew Obama as the author of ''Dreams From My Father,'' a very good book. To him or to any American president, I would like to recommend a book that I sometimes give as a gift to friends, hoping they read it and ask me, ''Why this book, Orhan?'' ''Zen and the Art of Motorcycle Maintenance: An Inquiry Into Values'' is a great American book based on the vastness of America and the individual search for values and meaning in life. This highly romantic book is not a novel, but does something every serious novel should do, and does it better than many great novels: making philosophy out of the little details of daily life.</w:t>
         <w:br/>
-        <w:t xml:space="preserve">  During much of his speech, Mr. Obama seemed almost bemused by the turn the campaign has taken, with Mr. Trump becoming an easy target for the president's criticism on domestic policy, foreign affairs and personal temperament.</w:t>
+        <w:t>I respected the Turkish prime minister's politics of pushing the army away from politics and back to the barracks, though I am not happy about going to courts for my political opinions like many, many others during his reign. He sued a cartoonist for picturing him as a cat, though as anyone who comes here knows we all love cats in Istanbul. I am sure Erdogan would enjoy the great Japanese writer Natsume Soseki's book ''I Am a Cat,'' a satirical novel about the devilish dangers of too much Westernization, narrated by a smart cat.</w:t>
         <w:br/>
-        <w:t xml:space="preserve">  But the president clearly understands that Mrs. Clinton needs help in establishing the kind of passionate connection with voters that he had in 2008. Several times during his remarks, Mr. Obama described Mrs. Clinton as tough and qualified and urged voters to embrace her.</w:t>
+        <w:t>You have been charged with ''insulting Turkishness'' for acknowledging the mass killings of Kurds and Armenians, and have been outspoken about Turkey's bid to join the European Union. In these instances, were you acting as an engaged citizen or do you think writers have a responsibility for social activism?</w:t>
         <w:br/>
-        <w:t xml:space="preserve">  During the campaign, he said, Mrs. Clinton has not been ''complaining or whining or fighting.''</w:t>
+        <w:t>At most I was acting as an engaged citizen. I do not have systematical political beliefs, nor am I a self-consciously political writer. Yet my books are political because my characters live in troubled times of political unrest and cultural change. I like to show my readers that my characters do make choices all the time, and that is political in a literary way in my fiction.</w:t>
         <w:br/>
-        <w:t xml:space="preserve">  ''She was just doing the work,'' he said. ''And that's what you want from a president: someone who is going to sit there and do the work for you.''</w:t>
+        <w:t>I am never motivated by political ideas. I am interested in human situations and funny stories. The political problems I face in Turkey are not because of my novels but because of the international interviews I make. Whatever I say outside of Turkey is twisted, changed a bit back at home to make me look silly and more political than I am.</w:t>
         <w:br/>
-        <w:t xml:space="preserve">  As he has in the past, Mr. Obama described his one-time secretary of state as the most qualified person ever to seek the presidency. He said ''she's going to be great at it,'' and he urged those who supported Bernie Sanders, the Vermont senator who challenged Mrs. Clinton in the primaries, to back her now.</w:t>
+        <w:t>Once I complained to the young Paul Auster -- a writer I admire, whom I met in Oslo as he was also doing interviews, like me, to promote one of his books -- saying that they are asking me political questions all the time, and that it may be easier to be an American writer. He said they are also asking him about the gulf war all the time. This was the first gulf war! In the 20 years that passed in between, I perhaps learned that political questions are a sort of destiny for literary writers, especially if you come from the non-Western world.</w:t>
         <w:br/>
-        <w:t xml:space="preserve">  ''If you 'felt the Bern' in the primaries, you need to vote,'' he said to big cheers from the crowd.</w:t>
+        <w:t>The best way to avoid them is to be political -- like a diplomat -- and answer only the literary questions. But my character is not the character of a successful diplomat. I lose my temper and answer some of the political questions and either end up in court or face a campaign by right-wing newspapers in Turkey. Novels are political not because writers carry party cards -- some do, I do not -- but because good fiction is about identifying with and understanding people who are not necessarily like us. By nature all good novels are political because identifying with the other is political. At the heart of the ''art of the novel'' lies the human capacity to see the world through others' eyes. Compassion is the greatest strength of the novelist.</w:t>
         <w:br/>
-        <w:t xml:space="preserve">  But in the end, the case Mr. Obama made Friday morning was to reject Mr. Trump. His voice rising in a singsong cadence, the president said that courtesy, equality, honesty and kindness were all on the ballot.</w:t>
+        <w:t>You can bring three books to a desert island. Which do you choose?</w:t>
         <w:br/>
-        <w:t xml:space="preserve">  ''Democracy itself is on the ballot right now,'' the president bellowed above a roar from the crowd. ''Send a message of progress. Send a message of hope.''</w:t>
+        <w:t>Encyclopaedia Britannica's 1911 edition, the first edition of ''Encyclopaedia of Islam'' (1913-1936) and Resat Ekrem Kocu's ''Encyclopedia of Istanbul'' (1958-1971), which I wrote about in my book ''Istanbul,'' will keep me busy for 10 years. My imagination works best with facts -- especially if they are a bit dated. After 10 years they should pick me up from the desert island to publish the novels I wrote there.</w:t>
         <w:br/>
-        <w:t xml:space="preserve">  Follow The New York Times's politics and Washington coverage on Facebook and Twitter, and sign up for the First Draft politics newsletter.</w:t>
+        <w:t>You've lived on and off in America. Which American writers do you especially admire? Any who have influenced your work?</w:t>
+        <w:br/>
+        <w:t>The late John Updike once wrote that all third world writers are influenced by Faulkner. I am one of them. Faulkner showed us that our subject matter may be provincial, away from the centers of the West and politically troubled, yet one can write about it in a very personal and inventive way and be read all over the world.</w:t>
+        <w:br/>
+        <w:t>I've read almost all of Faulkner and Hemingway and Fitzgerald. I also read all of Updike's literary reviews he wrote for The New Yorker. I learned a lot from Updike and benefited from his reviews of my books too. Since I went to an American secular high school in Istanbul, Robert College, I've read ''Tom Sawyer'' as required reading, as well as ''A Separate Peace'' and ''To Kill a Mockingbird,'' enjoying the democratic and egalitarian spirit of these books. Salinger was not taught at school then, so I read ''The Catcher in the Rye'' as a subversive book in high school years. I admire the novels of Thomas Pynchon, the intelligence of Nicholson Baker. I respect Dave Eggers. . . .</w:t>
+        <w:br/>
+        <w:t>But when someone asks me about American literature, I immediately think of Hawthorne, Melville and Poe. For me these three writers represent more than anyone else the American spirit. Perhaps because it is easy for me to identify with their anxiety of provincialism and wild imagination, their small number of readers in their time and their energy and optimism, their successes and spectacular failures. In my imagination I associate Poe, Melville and Hawthorne with some mystery just as I associate, say, German Romantic painters and their landscapes with something unknowable.</w:t>
+        <w:br/>
+        <w:t>How has your training as a painter informed the way you write and read your books?</w:t>
+        <w:br/>
+        <w:t>As I wrote in my autobiographical book ''Istanbul,'' and now in ''The Innocence of Objects,'' I was raised to be a painter. But when I was 23-years-old, one mysterious screw got loose in my head and I switched to writing novels.</w:t>
+        <w:br/>
+        <w:t>I still enjoy the pleasures of painting. I am a happier person when I paint, but I feel that I am engaged more deeply with the world when I write. Yes, painting and literature are ''sister arts'' and I taught a class about it at Columbia. I liked to ask my students to close their eyes, entertain a thought and to open their eyes and try to clarify whether it was a word or an image. Correct answer: Both! Novels address both our verbal (Dostoyevsky) and visual (Proust, Nabokov) imaginations. There are so many unforgettable scenes in the novels of Dostoyevsky, but we rarely remember the background, the landscape or the objects in the scenes.</w:t>
+        <w:br/>
+        <w:t>There are also other types of novelists who compose memorable scenes by forming pictures and images in our minds. Before Flaubert's ''perfect word,'' there should be a perfect picture in the writer's imagination. A good reader should occasionally close the novel in her hand and look at the ceiling and clarify in her imagination the writer's initial picture that triggered the sentence or the paragraph. We writers should write for this kind of imaginative reader. Over the years, the painter in me taught essentially five things to the writer in me:</w:t>
+        <w:br/>
+        <w:t xml:space="preserve">1) </w:t>
+        <w:br/>
+        <w:t>Don't start to write before you have a strong sense of the whole composition, unless you are writing a lyrical text or a poem.</w:t>
+        <w:br/>
+        <w:t xml:space="preserve">2) </w:t>
+        <w:br/>
+        <w:t>Don't search for perfection and symmetry -- it will kill the life in the work.</w:t>
+        <w:br/>
+        <w:t xml:space="preserve">3) </w:t>
+        <w:br/>
+        <w:t>Obey the rules of point of view and perspective and see the world through your characters' eyes -- but it is permissible to break this rule with inventiveness.</w:t>
+        <w:br/>
+        <w:t xml:space="preserve">4) </w:t>
+        <w:br/>
+        <w:t>Like van Gogh or the neo-Expressionist painters, show your brushstrokes! The reader will enjoy observing the making of the novel if it is made a minor part of the story.</w:t>
+        <w:br/>
+        <w:t xml:space="preserve">5) </w:t>
+        <w:br/>
+        <w:t>Try to identify the accidental beauty where neither the mind conceived of nor the hand intended any. The writer in me and the painter in me are getting to be friendlier every day. That's why I am now planning novels with pictures and picture books with texts and stories.</w:t>
+        <w:br/>
+        <w:t>The city of Istanbul has changed enormously in the last 50 years. How has this change been reflected in literature?</w:t>
+        <w:br/>
+        <w:t>The previous generation of Turkish writers were more busy with life and social injustice in rural Anatolia while my poor Istanbul of the 1950s grew from one million to 14 million in my lifetime. The suburban neighborhoods, small fishermen's villages, fancy summer resorts for the Westernized upper classes and the factories and working-class quarters that I describe in ''Silent House,'' along with their angry young men, the nationalists, the fundamentalists and the secularists and their political problems are part of the big metropolis now. I feel so lucky to have observed all this immense, amazing growth from the inside. And since most of it happened in the last 15 years, it is hard to catch up with it too. As I did in the years that I wrote ''Silent House,'' I still take long walks in the various quarters of the city, as it gets bigger and bigger, enjoying everything I see, observing the high-rises that replace old shantytowns, the fancy malls built on old summer cinema gardens, all sorts of new shops and local fast-food chains representing many communities and endless crowds in the streets.</w:t>
         <w:br/>
         <w:br/>
-        <w:t>http://www.nytimes.com/2016/10/15/us/politics/obama-donald-trump-ohio.html</w:t>
+        <w:t>http://www.nytimes.com/2012/11/11/books/review/orhan-pamuk-by-the-book.html</w:t>
         <w:br/>
         <w:br/>
         <w:t>Graphic</w:t>
@@ -108,7 +146,7 @@
         <w:br/>
         <w:t xml:space="preserve"> </w:t>
         <w:br/>
-        <w:t>PHOTO: President Obama, campaigning for Hillary Clinton in Cleveland on Friday, assailed the Republican Party for nominating Donald J. Trump. (PHOTOGRAPH BY AL DRAGO/THE NEW YORK TIMES)</w:t>
+        <w:t>DRAWING (DRAWING BY JILLIAN TAMAKI)</w:t>
       </w:r>
     </w:p>
     <w:sectPr>

--- a/example_articles/countries/Turkey/3.countries_Turkey_New_York_Times.docx
+++ b/example_articles/countries/Turkey/3.countries_Turkey_New_York_Times.docx
@@ -7,7 +7,7 @@
         <w:pStyle w:val="Heading1"/>
       </w:pPr>
       <w:r>
-        <w:t>By the Book: Orhan Pamuk</w:t>
+        <w:t>When Self-Interest Clashes With Unruly Desire; Movie Review | 'Three Monkeys'</w:t>
       </w:r>
     </w:p>
     <w:p>
@@ -17,17 +17,17 @@
     </w:p>
     <w:p>
       <w:r>
-        <w:t>Date: 2012-11-11</w:t>
+        <w:t>Date: 2009-04-30</w:t>
       </w:r>
     </w:p>
     <w:p>
       <w:r>
-        <w:t>Section: Section BR; Column 0; Book Review Desk; Pg. 9</w:t>
+        <w:t>Section: MOVIES</w:t>
       </w:r>
     </w:p>
     <w:p>
       <w:r>
-        <w:t>Source file: NYT/44.DOCX</w:t>
+        <w:t>Source file: NYT/37.DOCX</w:t>
       </w:r>
     </w:p>
     <w:p>
@@ -49,104 +49,33 @@
     </w:p>
     <w:p>
       <w:r>
-        <w:t>The author of ''The Innocence of Objects'' and ''Silent House'' believes all American presidents should read ''Zen and the Art of Motorcycle Maintenance.''</w:t>
+        <w:t>At least since 2003, when his third feature, "Distant," won two prizes in Cannes, the Turkish director Nuri Bilge Ceylan has been a star of the international art-film circuit. "Distant" and its successor,            "Climates" (a Cannes selection in 2006), are distinguished by careful framing, minimal camera movement and a mood that combines deep ennui with erotic longing. Though the films occasionally glance at modern global and Turkish social realities, they have a studiously abstract, timeless quality, a style that seems intended to soothe gloomy late-born cinephiles with intimations of Antonioni.</w:t>
         <w:br/>
-        <w:t>What book is on your night stand now?</w:t>
+        <w:t>The mood of "Distant" is pretty well summed up in the title, and while "Climates" begins in warm sunshine, it feels most at home in the wintry landscape of its final scenes. Mr. Ceylan's latest movie, "Three Monkeys," which earned him an award for directing at Cannes last year, is in some ways a departure. The long takes and exquisite compositions are still there, but this time Mr. Ceylan trains his cool, detached sensibility on a ripe and pulpy melodrama that might have originated in a James M. Cain novel. The emotional weather is unusually hot and sticky, and the themes of class antagonism and sexual cruelty are overt, even if the literal depictions of sex and violence remain oblique and understated.</w:t>
         <w:br/>
-        <w:t>Ferdowsi's ''Shahnameh'' -- subtitled ''The Persian Book of Kings,'' a great translation and compilation by Dick Davis -- is a Penguin Classics edition. Like Rumi's ''Masnavi,'' or ''Arabian Nights,'' ''Shahnameh'' is a great ocean of stories that I browse from time to time in various Turkish and English translations to be inspired by or to adapt an ancient story as I did in ''My Name Is Red'' and ''The Black Book.'' At the heart of this epic lies the great warrior Sohrab's search for his father, Rostam, who without knowing that Sohrab is his son, kills him in a fight.</w:t>
+        <w:t>The basic story is as tight and simple as a slipknot. Servet (Ercan Kesal), a politician in the midst of a re-election campaign, is involved in a hit-and-run accident on a dark country road. He persuades his driver, Eyup (Yavuz Bingol), to take the fall for him, which will involve serving a relatively short prison sentence in exchange for an unspecified but large sum of money. Eyup, who lives with his wife and teenage son in a small apartment with a mind-blowingly cinematic view of the Bosporus, furrows his brow, shrugs his shoulders and accepts the offer.</w:t>
         <w:br/>
-        <w:t>The place of this great tragic story in the Persian-Ottoman-Mughal literary canon is very similar to the place of the legend of Oedipus in the Western canon, but the story still awaits its inventive Freud to address the similarities and radical differences. Comparative literature can teach us more about East-West than the rhetoric of the ''clash of civilizations.''</w:t>
+        <w:t>Complications, as the saying goes, ensue. In Eyup's absence, his son, Ismail (Ahmet Rifat Sungar), who can't seem to pass his university entrance exam, drifts from adolescent idleness toward something potentially more dangerous. Hacer (Hatice Aslan), the boy's mother, motivated at least partly by anxiety about her son, seeks out Servet's help and ends up having an affair with him. What follows, while not exactly predictable, fits squarely within the logic of classic film noir, where cold-eyed self-interest quickly becomes entangled with unruly desires and the primal imperatives of honor and obligation.</w:t>
         <w:br/>
-        <w:t>What's the last truly great book you read?</w:t>
+        <w:t>All of it unfolds in hushed tones underneath a livid green sky, almost as if the clouds had been bruised by the emotional brutality the characters inflict on one another. Mr. Ceylan, a photographer as well as a filmmaker, at times falls prey to the pathetic fallacy, letting rain and lightning and mocking bursts of sunshine do too much of the dramatic work. And at the end he proves so besotted by his own prodigious ability to produce cinema with a capital C that he keeps the film going even after the story is effectively over. Good pulp depends, above all, on a ruthless sense of economy, and "Three Monkeys" is just a bit too profligate, too fancy, to be entirely convincing.</w:t>
         <w:br/>
-        <w:t>The truly great books are always novels: ''Anna Karenina,''  ''The Brothers Karamazov,''  ''The Magic Mountain.''. . . Just as with ''Shahnameh,'' I browse these books from time to time to remember how a great book works on us, or to teach my students at Columbia University.</w:t>
+        <w:t xml:space="preserve">Which is not to say that it isn't interesting. Somber as Mr. Ceylan's films are, each is leavened by a bit of deadpan, minimalist comedy: an errant hazelnut skittering across a wooden floor in "Climates"; a maudlin pop song used as a cellphone ringtone here. And what Mr. Ceylan does with his actors is close to uncanny. Their dialogue is almost entirely literal and pedestrian, in keeping with their resolute ordinariness, but their equally ordinary faces become masks of mysterious, almost sublime feeling. </w:t>
         <w:br/>
-        <w:t>And what's the worst book you've ever read?</w:t>
+        <w:t>This is especially true of Ms. Aslan, whose face, with its wide, downturned mouth and dark-rimmed eyes, would be at home in Noh theater or silent film. Without her charisma, the movie would feel much more like an arch formal exercise. But Mr. Bingol, brooding stoically behind a dark mustache and heavy brows, and Mr. Sungar, pouting and gaunt, also impart their share of poetry. Only Mr. Kesal, playing a man in dubious possession of a soul, is a creature of pure prose.</w:t>
         <w:br/>
-        <w:t>The worst books are also bad novels. Just as good books give me the joys of being alive, bad novels depress me and as I notice this sentiment coming from the pages, I stop. I also do not hesitate to walk out of a movie house if the film is bad. Life is short, and we should respect every moment of it.</w:t>
+        <w:t xml:space="preserve">The title of "Three Monkeys," which Mr. Ceylan attributes to Confucius, raises a bit of a mathematical puzzle, since there are, after all, four main characters. Which three are the monkeys? Who is the odd man out - or, as the case may be, the lone human being in the primate menagerie? Does Servet make monkeys out of the other three, a working-class family at the mercy of a rich and powerful man? Is Ismail the innocent young victim of a morally obtuse older generation? Is Eyup a decent guy undone by monkeyshines perpetrated by his boss, his wife and his son? Or is it the men who are beasts, menacing Hacer and driving her to the brink of madness? Her husband and her lover both threaten to kill her, her son slaps her face, and she can't seem to escape any of them. </w:t>
         <w:br/>
-        <w:t>Any guilty reading pleasures -- book, periodical, online?</w:t>
+        <w:t>The film's shifting, elusive point of view is evidence of Mr. Ceylan's skill. But he keeps himself, and the audience, safely outside the cage, while the four hapless beings inside suffer and struggle, beyond the reach of our compassion, as if some coldhearted creator had made them for no purpose beyond his own amusement.</w:t>
         <w:br/>
-        <w:t>For a long time I naïvely believed that thrillers and detective novels were a waste of time. And I thought that was why I felt guilty enjoying the novels of Patricia Highsmith. Later I realized that the guilt comes not from reading thrillers but from her ingenious method of making the reader identify with the murderer. She is a great Dostoyevskian crime writer. I also wish I had read more of John Le Carré. I feel guilty if I read too much book-chat on the Internet.</w:t>
+        <w:t>THREE MONKEYS</w:t>
         <w:br/>
-        <w:t>The last book that made you laugh?</w:t>
+        <w:t xml:space="preserve">Opens on Friday in Manhattan. </w:t>
         <w:br/>
-        <w:t>Oscar Wilde always makes me smile -- with respect and admiration. His short stories prove that it is possible to be both sarcastic, even cynical, but deeply compassionate. Just seeing the cover of one of Wilde's books in a bookshop makes me smile. Julian Barnes has some of his cruel and humane humor. I liked Barnes's ''The Sense of an Ending'' very much.</w:t>
+        <w:t xml:space="preserve">Directed by Nuri Bilge Ceylan; written by Ebru Ceylan, Ercan Kesal and Mr. Ceylan; director of photography, Gokhan Tiryaki; edited by Ayhan Ergursel, Bora Goksingol and Mr. Ceylan; art director, Ebru Ceylan; produced by Zeynep Ozbatur; released by Zeitgeist Films. In Turkish, with English subtitles. Running time: 1 hour 49 minutes. This film is not rated. </w:t>
         <w:br/>
-        <w:t>The last book that made you furious?</w:t>
+        <w:t>WITH: Yavuz Bingol (Eyup), Hatice Aslan (Hacer), Ahmet Rifat Sungar (Ismail), Ercan Kesal (Servet), Cafer Kose (Bayram) and Gurkan Aydin (the Child).</w:t>
         <w:br/>
-        <w:t>Adam Hochschild's ''King Leopold's Ghost'' is about the atrocities committed by the army and people of King Leopold II of Belgium, between 1885 and 1908, with the pretext of ''fighting against slavery'' but actually simply to make money in the Congo. Leopold's men killed more or less 10 million people in Africa. We all know too well that the rhetoric of ''civilization, modernization'' is a good excuse to kill, but this great book was too infuriating for anyone -- especially someone like me who believes in the idea of Europe too much.</w:t>
-        <w:br/>
-        <w:t>If you could recommend one book to the American president, what would it be? To the prime minister of Turkey?</w:t>
-        <w:br/>
-        <w:t>Many years before he was elected president, I knew Obama as the author of ''Dreams From My Father,'' a very good book. To him or to any American president, I would like to recommend a book that I sometimes give as a gift to friends, hoping they read it and ask me, ''Why this book, Orhan?'' ''Zen and the Art of Motorcycle Maintenance: An Inquiry Into Values'' is a great American book based on the vastness of America and the individual search for values and meaning in life. This highly romantic book is not a novel, but does something every serious novel should do, and does it better than many great novels: making philosophy out of the little details of daily life.</w:t>
-        <w:br/>
-        <w:t>I respected the Turkish prime minister's politics of pushing the army away from politics and back to the barracks, though I am not happy about going to courts for my political opinions like many, many others during his reign. He sued a cartoonist for picturing him as a cat, though as anyone who comes here knows we all love cats in Istanbul. I am sure Erdogan would enjoy the great Japanese writer Natsume Soseki's book ''I Am a Cat,'' a satirical novel about the devilish dangers of too much Westernization, narrated by a smart cat.</w:t>
-        <w:br/>
-        <w:t>You have been charged with ''insulting Turkishness'' for acknowledging the mass killings of Kurds and Armenians, and have been outspoken about Turkey's bid to join the European Union. In these instances, were you acting as an engaged citizen or do you think writers have a responsibility for social activism?</w:t>
-        <w:br/>
-        <w:t>At most I was acting as an engaged citizen. I do not have systematical political beliefs, nor am I a self-consciously political writer. Yet my books are political because my characters live in troubled times of political unrest and cultural change. I like to show my readers that my characters do make choices all the time, and that is political in a literary way in my fiction.</w:t>
-        <w:br/>
-        <w:t>I am never motivated by political ideas. I am interested in human situations and funny stories. The political problems I face in Turkey are not because of my novels but because of the international interviews I make. Whatever I say outside of Turkey is twisted, changed a bit back at home to make me look silly and more political than I am.</w:t>
-        <w:br/>
-        <w:t>Once I complained to the young Paul Auster -- a writer I admire, whom I met in Oslo as he was also doing interviews, like me, to promote one of his books -- saying that they are asking me political questions all the time, and that it may be easier to be an American writer. He said they are also asking him about the gulf war all the time. This was the first gulf war! In the 20 years that passed in between, I perhaps learned that political questions are a sort of destiny for literary writers, especially if you come from the non-Western world.</w:t>
-        <w:br/>
-        <w:t>The best way to avoid them is to be political -- like a diplomat -- and answer only the literary questions. But my character is not the character of a successful diplomat. I lose my temper and answer some of the political questions and either end up in court or face a campaign by right-wing newspapers in Turkey. Novels are political not because writers carry party cards -- some do, I do not -- but because good fiction is about identifying with and understanding people who are not necessarily like us. By nature all good novels are political because identifying with the other is political. At the heart of the ''art of the novel'' lies the human capacity to see the world through others' eyes. Compassion is the greatest strength of the novelist.</w:t>
-        <w:br/>
-        <w:t>You can bring three books to a desert island. Which do you choose?</w:t>
-        <w:br/>
-        <w:t>Encyclopaedia Britannica's 1911 edition, the first edition of ''Encyclopaedia of Islam'' (1913-1936) and Resat Ekrem Kocu's ''Encyclopedia of Istanbul'' (1958-1971), which I wrote about in my book ''Istanbul,'' will keep me busy for 10 years. My imagination works best with facts -- especially if they are a bit dated. After 10 years they should pick me up from the desert island to publish the novels I wrote there.</w:t>
-        <w:br/>
-        <w:t>You've lived on and off in America. Which American writers do you especially admire? Any who have influenced your work?</w:t>
-        <w:br/>
-        <w:t>The late John Updike once wrote that all third world writers are influenced by Faulkner. I am one of them. Faulkner showed us that our subject matter may be provincial, away from the centers of the West and politically troubled, yet one can write about it in a very personal and inventive way and be read all over the world.</w:t>
-        <w:br/>
-        <w:t>I've read almost all of Faulkner and Hemingway and Fitzgerald. I also read all of Updike's literary reviews he wrote for The New Yorker. I learned a lot from Updike and benefited from his reviews of my books too. Since I went to an American secular high school in Istanbul, Robert College, I've read ''Tom Sawyer'' as required reading, as well as ''A Separate Peace'' and ''To Kill a Mockingbird,'' enjoying the democratic and egalitarian spirit of these books. Salinger was not taught at school then, so I read ''The Catcher in the Rye'' as a subversive book in high school years. I admire the novels of Thomas Pynchon, the intelligence of Nicholson Baker. I respect Dave Eggers. . . .</w:t>
-        <w:br/>
-        <w:t>But when someone asks me about American literature, I immediately think of Hawthorne, Melville and Poe. For me these three writers represent more than anyone else the American spirit. Perhaps because it is easy for me to identify with their anxiety of provincialism and wild imagination, their small number of readers in their time and their energy and optimism, their successes and spectacular failures. In my imagination I associate Poe, Melville and Hawthorne with some mystery just as I associate, say, German Romantic painters and their landscapes with something unknowable.</w:t>
-        <w:br/>
-        <w:t>How has your training as a painter informed the way you write and read your books?</w:t>
-        <w:br/>
-        <w:t>As I wrote in my autobiographical book ''Istanbul,'' and now in ''The Innocence of Objects,'' I was raised to be a painter. But when I was 23-years-old, one mysterious screw got loose in my head and I switched to writing novels.</w:t>
-        <w:br/>
-        <w:t>I still enjoy the pleasures of painting. I am a happier person when I paint, but I feel that I am engaged more deeply with the world when I write. Yes, painting and literature are ''sister arts'' and I taught a class about it at Columbia. I liked to ask my students to close their eyes, entertain a thought and to open their eyes and try to clarify whether it was a word or an image. Correct answer: Both! Novels address both our verbal (Dostoyevsky) and visual (Proust, Nabokov) imaginations. There are so many unforgettable scenes in the novels of Dostoyevsky, but we rarely remember the background, the landscape or the objects in the scenes.</w:t>
-        <w:br/>
-        <w:t>There are also other types of novelists who compose memorable scenes by forming pictures and images in our minds. Before Flaubert's ''perfect word,'' there should be a perfect picture in the writer's imagination. A good reader should occasionally close the novel in her hand and look at the ceiling and clarify in her imagination the writer's initial picture that triggered the sentence or the paragraph. We writers should write for this kind of imaginative reader. Over the years, the painter in me taught essentially five things to the writer in me:</w:t>
-        <w:br/>
-        <w:t xml:space="preserve">1) </w:t>
-        <w:br/>
-        <w:t>Don't start to write before you have a strong sense of the whole composition, unless you are writing a lyrical text or a poem.</w:t>
-        <w:br/>
-        <w:t xml:space="preserve">2) </w:t>
-        <w:br/>
-        <w:t>Don't search for perfection and symmetry -- it will kill the life in the work.</w:t>
-        <w:br/>
-        <w:t xml:space="preserve">3) </w:t>
-        <w:br/>
-        <w:t>Obey the rules of point of view and perspective and see the world through your characters' eyes -- but it is permissible to break this rule with inventiveness.</w:t>
-        <w:br/>
-        <w:t xml:space="preserve">4) </w:t>
-        <w:br/>
-        <w:t>Like van Gogh or the neo-Expressionist painters, show your brushstrokes! The reader will enjoy observing the making of the novel if it is made a minor part of the story.</w:t>
-        <w:br/>
-        <w:t xml:space="preserve">5) </w:t>
-        <w:br/>
-        <w:t>Try to identify the accidental beauty where neither the mind conceived of nor the hand intended any. The writer in me and the painter in me are getting to be friendlier every day. That's why I am now planning novels with pictures and picture books with texts and stories.</w:t>
-        <w:br/>
-        <w:t>The city of Istanbul has changed enormously in the last 50 years. How has this change been reflected in literature?</w:t>
-        <w:br/>
-        <w:t>The previous generation of Turkish writers were more busy with life and social injustice in rural Anatolia while my poor Istanbul of the 1950s grew from one million to 14 million in my lifetime. The suburban neighborhoods, small fishermen's villages, fancy summer resorts for the Westernized upper classes and the factories and working-class quarters that I describe in ''Silent House,'' along with their angry young men, the nationalists, the fundamentalists and the secularists and their political problems are part of the big metropolis now. I feel so lucky to have observed all this immense, amazing growth from the inside. And since most of it happened in the last 15 years, it is hard to catch up with it too. As I did in the years that I wrote ''Silent House,'' I still take long walks in the various quarters of the city, as it gets bigger and bigger, enjoying everything I see, observing the high-rises that replace old shantytowns, the fancy malls built on old summer cinema gardens, all sorts of new shops and local fast-food chains representing many communities and endless crowds in the streets.</w:t>
-        <w:br/>
-        <w:br/>
-        <w:t>http://www.nytimes.com/2012/11/11/books/review/orhan-pamuk-by-the-book.html</w:t>
-        <w:br/>
-        <w:br/>
-        <w:t>Graphic</w:t>
-        <w:br/>
-        <w:br/>
-        <w:t xml:space="preserve"> </w:t>
-        <w:br/>
-        <w:t>DRAWING (DRAWING BY JILLIAN TAMAKI)</w:t>
+        <w:t>PHOTO: Hatice Aslan, left, and Yavuz Bingol play husband and wife in "Three Monkeys," from the Turkish director Nuri Bilge Ceylan.(PHOTOGRAPH BY ZEITGEIST FILMS)</w:t>
       </w:r>
     </w:p>
     <w:sectPr>
